--- a/第六週(10-15)/Nguyên lý xe tự lái_Tuần 6_Tài liệu học tập.docx
+++ b/第六週(10-15)/Nguyên lý xe tự lái_Tuần 6_Tài liệu học tập.docx
@@ -5471,6 +5471,83 @@
         </w:tc>
       </w:tr>
     </w:tbl>
+    <w:tbl>
+      <w:tblPr>
+        <w:tblW w:type="dxa" w:w="9360"/>
+        <w:tblBorders>
+          <w:top w:val="single" w:color="A8B2BA" w:sz="6"/>
+          <w:left w:val="none"/>
+          <w:bottom w:val="single" w:color="A8B2BA" w:sz="6"/>
+          <w:right w:val="none"/>
+          <w:insideH w:val="none"/>
+          <w:insideV w:val="none"/>
+        </w:tblBorders>
+      </w:tblPr>
+      <w:tblGrid>
+        <w:gridCol w:w="9360"/>
+      </w:tblGrid>
+      <w:tr>
+        <w:trPr>
+          <w:cantSplit/>
+        </w:trPr>
+        <w:tc>
+          <w:tcPr>
+            <w:tcW w:type="dxa" w:w="9360"/>
+            <w:shd w:fill="F6F8F9" w:color="auto" w:val="clear"/>
+            <w:tcMar>
+              <w:top w:type="dxa" w:w="140"/>
+              <w:left w:type="dxa" w:w="200"/>
+              <w:bottom w:type="dxa" w:w="140"/>
+              <w:right w:type="dxa" w:w="180"/>
+            </w:tcMar>
+          </w:tcPr>
+          <w:p>
+            <w:pPr>
+              <w:spacing w:after="90" w:line="300"/>
+            </w:pPr>
+            <w:r>
+              <w:rPr>
+                <w:rFonts w:ascii="Arial" w:cs="Arial" w:eastAsia="Arial" w:hAnsi="Arial"/>
+                <w:b/>
+                <w:bCs/>
+                <w:color w:val="24405C"/>
+                <w:sz w:val="20"/>
+                <w:szCs w:val="20"/>
+              </w:rPr>
+              <w:t xml:space="preserve">SBAS là gì</w:t>
+            </w:r>
+          </w:p>
+          <w:p>
+            <w:pPr>
+              <w:spacing w:after="80" w:line="310"/>
+            </w:pPr>
+            <w:r>
+              <w:rPr>
+                <w:rFonts w:ascii="Arial" w:cs="Arial" w:eastAsia="Arial" w:hAnsi="Arial"/>
+                <w:color w:val="1B1B1B"/>
+                <w:sz w:val="20"/>
+                <w:szCs w:val="20"/>
+              </w:rPr>
+              <w:t xml:space="preserve">Cột bên cạnh ghi With SBAS 2,0 m. SBAS là hệ thống tăng cường dựa trên vệ tinh: một nước đặt nhiều trạm giám sát dưới mặt đất, đo GPS đang lệch bao nhiêu, tính sẵn hiệu chỉnh rồi phát xuống từ một vệ tinh địa tĩnh trên xích đạo, cùng tần số với GPS. Máy thu không cần mạng, không mất tiền, thu được thì chính xác hơn một chút. WAAS (Mỹ), EGNOS (châu Âu), MSAS (Nhật), GAGAN (Ấn Độ), BDSBAS (Trung Quốc) đều là SBAS.</w:t>
+            </w:r>
+          </w:p>
+          <w:p>
+            <w:pPr>
+              <w:spacing w:after="0" w:line="310"/>
+            </w:pPr>
+            <w:r>
+              <w:rPr>
+                <w:rFonts w:ascii="Arial" w:cs="Arial" w:eastAsia="Arial" w:hAnsi="Arial"/>
+                <w:color w:val="1B1B1B"/>
+                <w:sz w:val="20"/>
+                <w:szCs w:val="20"/>
+              </w:rPr>
+              <w:t xml:space="preserve">Nhưng hiệu chỉnh của mỗi hệ được tính cho vùng của nước đó. Đài Loan và Việt Nam không nằm trong vùng phục vụ chính của hệ nào; thu được tín hiệu của nước láng giềng nhưng hiệu quả hạn chế — như bản tin giao thông trên radio, miễn phí, bật là có, nhưng lại nói về thành phố khác. Vì vậy lớp dùng con số không có SBAS.</w:t>
+            </w:r>
+          </w:p>
+        </w:tc>
+      </w:tr>
+    </w:tbl>
     <w:p>
       <w:pPr>
         <w:widowControl/>
@@ -5790,7 +5867,7 @@
                 <w:sz w:val="18"/>
                 <w:szCs w:val="18"/>
               </w:rPr>
-              <w:t xml:space="preserve">Hiệu chỉnh do một hệ vệ tinh khác gửi (trên trời Đài Loan, Việt Nam là hệ của Nhật)</w:t>
+              <w:t xml:space="preserve">Hiệu chỉnh từ hệ thống tăng cường vệ tinh; Đài Loan, Việt Nam không nằm trong vùng phục vụ chính, lớp không tính</w:t>
             </w:r>
           </w:p>
         </w:tc>
@@ -12292,6 +12369,96 @@
                 <w:szCs w:val="18"/>
               </w:rPr>
               <w:t xml:space="preserve">Định vị động thời gian thực</w:t>
+            </w:r>
+          </w:p>
+        </w:tc>
+      </w:tr>
+      <w:tr>
+        <w:trPr>
+          <w:cantSplit/>
+          <w:tblHeader w:val="false"/>
+        </w:trPr>
+        <w:tc>
+          <w:tcPr>
+            <w:tcW w:type="dxa" w:w="3200"/>
+            <w:tcMar>
+              <w:top w:type="dxa" w:w="60"/>
+              <w:left w:type="dxa" w:w="95"/>
+              <w:bottom w:type="dxa" w:w="60"/>
+              <w:right w:type="dxa" w:w="95"/>
+            </w:tcMar>
+            <w:vAlign w:val="center"/>
+          </w:tcPr>
+          <w:p>
+            <w:pPr>
+              <w:spacing w:after="0" w:line="265"/>
+            </w:pPr>
+            <w:r>
+              <w:rPr>
+                <w:rFonts w:ascii="Arial" w:cs="Arial" w:eastAsia="Arial" w:hAnsi="Arial"/>
+                <w:b w:val="false"/>
+                <w:bCs w:val="false"/>
+                <w:color w:val="1B1B1B"/>
+                <w:sz w:val="18"/>
+                <w:szCs w:val="18"/>
+              </w:rPr>
+              <w:t xml:space="preserve">SBAS (Satellite-Based Augmentation System)</w:t>
+            </w:r>
+          </w:p>
+        </w:tc>
+        <w:tc>
+          <w:tcPr>
+            <w:tcW w:type="dxa" w:w="3080"/>
+            <w:tcMar>
+              <w:top w:type="dxa" w:w="60"/>
+              <w:left w:type="dxa" w:w="95"/>
+              <w:bottom w:type="dxa" w:w="60"/>
+              <w:right w:type="dxa" w:w="95"/>
+            </w:tcMar>
+            <w:vAlign w:val="center"/>
+          </w:tcPr>
+          <w:p>
+            <w:pPr>
+              <w:spacing w:after="0" w:line="265"/>
+            </w:pPr>
+            <w:r>
+              <w:rPr>
+                <w:rFonts w:ascii="Arial" w:cs="Arial" w:eastAsia="Arial" w:hAnsi="Arial"/>
+                <w:b w:val="false"/>
+                <w:bCs w:val="false"/>
+                <w:color w:val="1B1B1B"/>
+                <w:sz w:val="18"/>
+                <w:szCs w:val="18"/>
+              </w:rPr>
+              <w:t xml:space="preserve">衛星增強系統</w:t>
+            </w:r>
+          </w:p>
+        </w:tc>
+        <w:tc>
+          <w:tcPr>
+            <w:tcW w:type="dxa" w:w="3080"/>
+            <w:tcMar>
+              <w:top w:type="dxa" w:w="60"/>
+              <w:left w:type="dxa" w:w="95"/>
+              <w:bottom w:type="dxa" w:w="60"/>
+              <w:right w:type="dxa" w:w="95"/>
+            </w:tcMar>
+            <w:vAlign w:val="center"/>
+          </w:tcPr>
+          <w:p>
+            <w:pPr>
+              <w:spacing w:after="0" w:line="265"/>
+            </w:pPr>
+            <w:r>
+              <w:rPr>
+                <w:rFonts w:ascii="Arial" w:cs="Arial" w:eastAsia="Arial" w:hAnsi="Arial"/>
+                <w:b w:val="false"/>
+                <w:bCs w:val="false"/>
+                <w:color w:val="1B1B1B"/>
+                <w:sz w:val="18"/>
+                <w:szCs w:val="18"/>
+              </w:rPr>
+              <w:t xml:space="preserve">Hệ thống tăng cường dựa trên vệ tinh</w:t>
             </w:r>
           </w:p>
         </w:tc>

--- a/第六週(10-15)/Nguyên lý xe tự lái_Tuần 6_Tài liệu học tập.docx
+++ b/第六週(10-15)/Nguyên lý xe tự lái_Tuần 6_Tài liệu học tập.docx
@@ -7023,6 +7023,124 @@
                 <w:szCs w:val="18"/>
               </w:rPr>
               <w:t xml:space="preserve">Sai số góc do nhiễu tích luỹ, tăng theo căn bậc hai thời gian</w:t>
+            </w:r>
+          </w:p>
+        </w:tc>
+      </w:tr>
+      <w:tr>
+        <w:trPr>
+          <w:cantSplit/>
+          <w:tblHeader w:val="false"/>
+        </w:trPr>
+        <w:tc>
+          <w:tcPr>
+            <w:tcW w:type="dxa" w:w="2900"/>
+            <w:tcMar>
+              <w:top w:type="dxa" w:w="60"/>
+              <w:left w:type="dxa" w:w="95"/>
+              <w:bottom w:type="dxa" w:w="60"/>
+              <w:right w:type="dxa" w:w="95"/>
+            </w:tcMar>
+            <w:vAlign w:val="center"/>
+          </w:tcPr>
+          <w:p>
+            <w:pPr>
+              <w:spacing w:after="0" w:line="265"/>
+            </w:pPr>
+            <w:r>
+              <w:rPr>
+                <w:rFonts w:ascii="Arial" w:cs="Arial" w:eastAsia="Arial" w:hAnsi="Arial"/>
+                <w:b w:val="false"/>
+                <w:bCs w:val="false"/>
+                <w:color w:val="1B1B1B"/>
+                <w:sz w:val="18"/>
+                <w:szCs w:val="18"/>
+              </w:rPr>
+              <w:t xml:space="preserve">Rate Noise Density (mật độ nhiễu)</w:t>
+            </w:r>
+          </w:p>
+        </w:tc>
+        <w:tc>
+          <w:tcPr>
+            <w:tcW w:type="dxa" w:w="2050"/>
+            <w:tcMar>
+              <w:top w:type="dxa" w:w="60"/>
+              <w:left w:type="dxa" w:w="95"/>
+              <w:bottom w:type="dxa" w:w="60"/>
+              <w:right w:type="dxa" w:w="95"/>
+            </w:tcMar>
+            <w:vAlign w:val="center"/>
+          </w:tcPr>
+          <w:p>
+            <w:pPr>
+              <w:spacing w:after="0" w:line="265"/>
+            </w:pPr>
+            <w:r>
+              <w:rPr>
+                <w:rFonts w:ascii="Arial" w:cs="Arial" w:eastAsia="Arial" w:hAnsi="Arial"/>
+                <w:b w:val="false"/>
+                <w:bCs w:val="false"/>
+                <w:color w:val="1B1B1B"/>
+                <w:sz w:val="18"/>
+                <w:szCs w:val="18"/>
+              </w:rPr>
+              <w:t xml:space="preserve">0,015 °/s/√Hz</w:t>
+            </w:r>
+          </w:p>
+        </w:tc>
+        <w:tc>
+          <w:tcPr>
+            <w:tcW w:type="dxa" w:w="2050"/>
+            <w:tcMar>
+              <w:top w:type="dxa" w:w="60"/>
+              <w:left w:type="dxa" w:w="95"/>
+              <w:bottom w:type="dxa" w:w="60"/>
+              <w:right w:type="dxa" w:w="95"/>
+            </w:tcMar>
+            <w:vAlign w:val="center"/>
+          </w:tcPr>
+          <w:p>
+            <w:pPr>
+              <w:spacing w:after="0" w:line="265"/>
+            </w:pPr>
+            <w:r>
+              <w:rPr>
+                <w:rFonts w:ascii="Arial" w:cs="Arial" w:eastAsia="Arial" w:hAnsi="Arial"/>
+                <w:b w:val="false"/>
+                <w:bCs w:val="false"/>
+                <w:color w:val="1B1B1B"/>
+                <w:sz w:val="18"/>
+                <w:szCs w:val="18"/>
+              </w:rPr>
+              <w:t xml:space="preserve">0,008 °/s/√Hz</w:t>
+            </w:r>
+          </w:p>
+        </w:tc>
+        <w:tc>
+          <w:tcPr>
+            <w:tcW w:type="dxa" w:w="2360"/>
+            <w:tcMar>
+              <w:top w:type="dxa" w:w="60"/>
+              <w:left w:type="dxa" w:w="95"/>
+              <w:bottom w:type="dxa" w:w="60"/>
+              <w:right w:type="dxa" w:w="95"/>
+            </w:tcMar>
+            <w:vAlign w:val="center"/>
+          </w:tcPr>
+          <w:p>
+            <w:pPr>
+              <w:spacing w:after="0" w:line="265"/>
+            </w:pPr>
+            <w:r>
+              <w:rPr>
+                <w:rFonts w:ascii="Arial" w:cs="Arial" w:eastAsia="Arial" w:hAnsi="Arial"/>
+                <w:b w:val="false"/>
+                <w:bCs w:val="false"/>
+                <w:color w:val="1B1B1B"/>
+                <w:sz w:val="18"/>
+                <w:szCs w:val="18"/>
+              </w:rPr>
+              <w:t xml:space="preserve">Mức số đọc nhảy lên xuống; lệch không trừ được trước, nhiễu thì không trừ được, chỉ lấy trung bình</w:t>
             </w:r>
           </w:p>
         </w:tc>
@@ -13179,6 +13297,96 @@
                 <w:szCs w:val="18"/>
               </w:rPr>
               <w:t xml:space="preserve">Độ ổn định lệch</w:t>
+            </w:r>
+          </w:p>
+        </w:tc>
+      </w:tr>
+      <w:tr>
+        <w:trPr>
+          <w:cantSplit/>
+          <w:tblHeader w:val="false"/>
+        </w:trPr>
+        <w:tc>
+          <w:tcPr>
+            <w:tcW w:type="dxa" w:w="3200"/>
+            <w:tcMar>
+              <w:top w:type="dxa" w:w="60"/>
+              <w:left w:type="dxa" w:w="95"/>
+              <w:bottom w:type="dxa" w:w="60"/>
+              <w:right w:type="dxa" w:w="95"/>
+            </w:tcMar>
+            <w:vAlign w:val="center"/>
+          </w:tcPr>
+          <w:p>
+            <w:pPr>
+              <w:spacing w:after="0" w:line="265"/>
+            </w:pPr>
+            <w:r>
+              <w:rPr>
+                <w:rFonts w:ascii="Arial" w:cs="Arial" w:eastAsia="Arial" w:hAnsi="Arial"/>
+                <w:b w:val="false"/>
+                <w:bCs w:val="false"/>
+                <w:color w:val="1B1B1B"/>
+                <w:sz w:val="18"/>
+                <w:szCs w:val="18"/>
+              </w:rPr>
+              <w:t xml:space="preserve">Rate Noise Density</w:t>
+            </w:r>
+          </w:p>
+        </w:tc>
+        <w:tc>
+          <w:tcPr>
+            <w:tcW w:type="dxa" w:w="3080"/>
+            <w:tcMar>
+              <w:top w:type="dxa" w:w="60"/>
+              <w:left w:type="dxa" w:w="95"/>
+              <w:bottom w:type="dxa" w:w="60"/>
+              <w:right w:type="dxa" w:w="95"/>
+            </w:tcMar>
+            <w:vAlign w:val="center"/>
+          </w:tcPr>
+          <w:p>
+            <w:pPr>
+              <w:spacing w:after="0" w:line="265"/>
+            </w:pPr>
+            <w:r>
+              <w:rPr>
+                <w:rFonts w:ascii="Arial" w:cs="Arial" w:eastAsia="Arial" w:hAnsi="Arial"/>
+                <w:b w:val="false"/>
+                <w:bCs w:val="false"/>
+                <w:color w:val="1B1B1B"/>
+                <w:sz w:val="18"/>
+                <w:szCs w:val="18"/>
+              </w:rPr>
+              <w:t xml:space="preserve">雜訊密度</w:t>
+            </w:r>
+          </w:p>
+        </w:tc>
+        <w:tc>
+          <w:tcPr>
+            <w:tcW w:type="dxa" w:w="3080"/>
+            <w:tcMar>
+              <w:top w:type="dxa" w:w="60"/>
+              <w:left w:type="dxa" w:w="95"/>
+              <w:bottom w:type="dxa" w:w="60"/>
+              <w:right w:type="dxa" w:w="95"/>
+            </w:tcMar>
+            <w:vAlign w:val="center"/>
+          </w:tcPr>
+          <w:p>
+            <w:pPr>
+              <w:spacing w:after="0" w:line="265"/>
+            </w:pPr>
+            <w:r>
+              <w:rPr>
+                <w:rFonts w:ascii="Arial" w:cs="Arial" w:eastAsia="Arial" w:hAnsi="Arial"/>
+                <w:b w:val="false"/>
+                <w:bCs w:val="false"/>
+                <w:color w:val="1B1B1B"/>
+                <w:sz w:val="18"/>
+                <w:szCs w:val="18"/>
+              </w:rPr>
+              <w:t xml:space="preserve">Mật độ nhiễu</w:t>
             </w:r>
           </w:p>
         </w:tc>
